--- a/docs/word/使用问卷-Agent版.docx
+++ b/docs/word/使用问卷-Agent版.docx
@@ -1564,6 +1564,375 @@
                 <w:sz w:val="19"/>
               </w:rPr>
               <w:t>卡片数</w:t>
+            </w:r>
+          </w:p>
+        </w:tc>
+      </w:tr>
+      <w:tr>
+        <w:tc>
+          <w:tcPr>
+            <w:tcW w:type="dxa" w:w="2353"/>
+          </w:tcPr>
+          <w:p>
+            <w:pPr>
+              <w:spacing w:after="20" w:before="20"/>
+            </w:pPr>
+            <w:r/>
+            <w:r>
+              <w:rPr>
+                <w:rFonts w:ascii="Segoe UI" w:hAnsi="Segoe UI" w:eastAsia="微软雅黑"/>
+                <w:b w:val="0"/>
+                <w:sz w:val="19"/>
+              </w:rPr>
+              <w:t>B2b</w:t>
+            </w:r>
+          </w:p>
+        </w:tc>
+        <w:tc>
+          <w:tcPr>
+            <w:tcW w:type="dxa" w:w="2353"/>
+          </w:tcPr>
+          <w:p>
+            <w:pPr>
+              <w:spacing w:after="20" w:before="20"/>
+            </w:pPr>
+            <w:r/>
+            <w:r>
+              <w:rPr>
+                <w:rFonts w:ascii="Segoe UI" w:hAnsi="Segoe UI" w:eastAsia="微软雅黑"/>
+                <w:b w:val="0"/>
+                <w:sz w:val="19"/>
+              </w:rPr>
+              <w:t xml:space="preserve">再导入一份 </w:t>
+            </w:r>
+            <w:r>
+              <w:rPr>
+                <w:rFonts w:ascii="Segoe UI" w:hAnsi="Segoe UI" w:eastAsia="微软雅黑"/>
+                <w:b/>
+                <w:sz w:val="19"/>
+              </w:rPr>
+              <w:t>PPTX</w:t>
+            </w:r>
+            <w:r>
+              <w:rPr>
+                <w:rFonts w:ascii="Segoe UI" w:hAnsi="Segoe UI" w:eastAsia="微软雅黑"/>
+                <w:b w:val="0"/>
+                <w:sz w:val="19"/>
+              </w:rPr>
+              <w:t>（没有就用 python-pptx 造 5 页，含红字标题和一张图）</w:t>
+            </w:r>
+          </w:p>
+        </w:tc>
+        <w:tc>
+          <w:tcPr>
+            <w:tcW w:type="dxa" w:w="2353"/>
+          </w:tcPr>
+          <w:p>
+            <w:pPr>
+              <w:spacing w:after="20" w:before="20"/>
+            </w:pPr>
+            <w:r/>
+            <w:r>
+              <w:rPr>
+                <w:rFonts w:ascii="Segoe UI" w:hAnsi="Segoe UI" w:eastAsia="微软雅黑"/>
+                <w:b w:val="0"/>
+                <w:sz w:val="19"/>
+              </w:rPr>
+              <w:t>能导入；卡片带页号；有图的页有配图</w:t>
+            </w:r>
+          </w:p>
+        </w:tc>
+        <w:tc>
+          <w:tcPr>
+            <w:tcW w:type="dxa" w:w="2353"/>
+          </w:tcPr>
+          <w:p>
+            <w:pPr>
+              <w:spacing w:after="20" w:before="20"/>
+            </w:pPr>
+            <w:r/>
+            <w:r>
+              <w:rPr>
+                <w:rFonts w:ascii="Segoe UI" w:hAnsi="Segoe UI" w:eastAsia="微软雅黑"/>
+                <w:b w:val="0"/>
+                <w:sz w:val="19"/>
+              </w:rPr>
+              <w:t>卡片数 / 带图数</w:t>
+            </w:r>
+          </w:p>
+        </w:tc>
+      </w:tr>
+      <w:tr>
+        <w:tc>
+          <w:tcPr>
+            <w:tcW w:type="dxa" w:w="2353"/>
+          </w:tcPr>
+          <w:p>
+            <w:pPr>
+              <w:spacing w:after="20" w:before="20"/>
+            </w:pPr>
+            <w:r/>
+            <w:r>
+              <w:rPr>
+                <w:rFonts w:ascii="Segoe UI" w:hAnsi="Segoe UI" w:eastAsia="微软雅黑"/>
+                <w:b w:val="0"/>
+                <w:sz w:val="19"/>
+              </w:rPr>
+              <w:t>B2c</w:t>
+            </w:r>
+          </w:p>
+        </w:tc>
+        <w:tc>
+          <w:tcPr>
+            <w:tcW w:type="dxa" w:w="2353"/>
+          </w:tcPr>
+          <w:p>
+            <w:pPr>
+              <w:spacing w:after="20" w:before="20"/>
+            </w:pPr>
+            <w:r/>
+            <w:r>
+              <w:rPr>
+                <w:rFonts w:ascii="Segoe UI" w:hAnsi="Segoe UI" w:eastAsia="微软雅黑"/>
+                <w:b w:val="0"/>
+                <w:sz w:val="19"/>
+              </w:rPr>
+              <w:t xml:space="preserve">造一份 </w:t>
+            </w:r>
+            <w:r>
+              <w:rPr>
+                <w:rFonts w:ascii="Segoe UI" w:hAnsi="Segoe UI" w:eastAsia="微软雅黑"/>
+                <w:b/>
+                <w:sz w:val="19"/>
+              </w:rPr>
+              <w:t>200MB 左右的 PDF</w:t>
+            </w:r>
+            <w:r>
+              <w:rPr>
+                <w:rFonts w:ascii="Segoe UI" w:hAnsi="Segoe UI" w:eastAsia="微软雅黑"/>
+                <w:b w:val="0"/>
+                <w:sz w:val="19"/>
+              </w:rPr>
+              <w:t>（大量图片）再导入</w:t>
+            </w:r>
+          </w:p>
+        </w:tc>
+        <w:tc>
+          <w:tcPr>
+            <w:tcW w:type="dxa" w:w="2353"/>
+          </w:tcPr>
+          <w:p>
+            <w:pPr>
+              <w:spacing w:after="20" w:before="20"/>
+            </w:pPr>
+            <w:r/>
+            <w:r>
+              <w:rPr>
+                <w:rFonts w:ascii="Segoe UI" w:hAnsi="Segoe UI" w:eastAsia="微软雅黑"/>
+                <w:b w:val="0"/>
+                <w:sz w:val="19"/>
+              </w:rPr>
+              <w:t>不报错、不卡死；能在 1 分钟内导完</w:t>
+            </w:r>
+          </w:p>
+        </w:tc>
+        <w:tc>
+          <w:tcPr>
+            <w:tcW w:type="dxa" w:w="2353"/>
+          </w:tcPr>
+          <w:p>
+            <w:pPr>
+              <w:spacing w:after="20" w:before="20"/>
+            </w:pPr>
+            <w:r/>
+            <w:r>
+              <w:rPr>
+                <w:rFonts w:ascii="Segoe UI" w:hAnsi="Segoe UI" w:eastAsia="微软雅黑"/>
+                <w:b w:val="0"/>
+                <w:sz w:val="19"/>
+              </w:rPr>
+              <w:t>耗时</w:t>
+            </w:r>
+          </w:p>
+        </w:tc>
+      </w:tr>
+      <w:tr>
+        <w:tc>
+          <w:tcPr>
+            <w:tcW w:type="dxa" w:w="2353"/>
+          </w:tcPr>
+          <w:p>
+            <w:pPr>
+              <w:spacing w:after="20" w:before="20"/>
+            </w:pPr>
+            <w:r/>
+            <w:r>
+              <w:rPr>
+                <w:rFonts w:ascii="Segoe UI" w:hAnsi="Segoe UI" w:eastAsia="微软雅黑"/>
+                <w:b w:val="0"/>
+                <w:sz w:val="19"/>
+              </w:rPr>
+              <w:t>B2d</w:t>
+            </w:r>
+          </w:p>
+        </w:tc>
+        <w:tc>
+          <w:tcPr>
+            <w:tcW w:type="dxa" w:w="2353"/>
+          </w:tcPr>
+          <w:p>
+            <w:pPr>
+              <w:spacing w:after="20" w:before="20"/>
+            </w:pPr>
+            <w:r/>
+            <w:r>
+              <w:rPr>
+                <w:rFonts w:ascii="Segoe UI" w:hAnsi="Segoe UI" w:eastAsia="微软雅黑"/>
+                <w:b w:val="0"/>
+                <w:sz w:val="19"/>
+              </w:rPr>
+              <w:t xml:space="preserve">把上面那份 200MB 的 PDF </w:t>
+            </w:r>
+            <w:r>
+              <w:rPr>
+                <w:rFonts w:ascii="Segoe UI" w:hAnsi="Segoe UI" w:eastAsia="微软雅黑"/>
+                <w:b/>
+                <w:sz w:val="19"/>
+              </w:rPr>
+              <w:t>拖进窗口</w:t>
+            </w:r>
+          </w:p>
+        </w:tc>
+        <w:tc>
+          <w:tcPr>
+            <w:tcW w:type="dxa" w:w="2353"/>
+          </w:tcPr>
+          <w:p>
+            <w:pPr>
+              <w:spacing w:after="20" w:before="20"/>
+            </w:pPr>
+            <w:r/>
+            <w:r>
+              <w:rPr>
+                <w:rFonts w:ascii="Segoe UI" w:hAnsi="Segoe UI" w:eastAsia="微软雅黑"/>
+                <w:b w:val="0"/>
+                <w:sz w:val="19"/>
+              </w:rPr>
+              <w:t>进度提示数字在涨，最终导入成功（这是旧版会失败的地方）</w:t>
+            </w:r>
+          </w:p>
+        </w:tc>
+        <w:tc>
+          <w:tcPr>
+            <w:tcW w:type="dxa" w:w="2353"/>
+          </w:tcPr>
+          <w:p>
+            <w:pPr>
+              <w:spacing w:after="20" w:before="20"/>
+            </w:pPr>
+            <w:r/>
+            <w:r>
+              <w:rPr>
+                <w:rFonts w:ascii="Segoe UI" w:hAnsi="Segoe UI" w:eastAsia="微软雅黑"/>
+                <w:b w:val="0"/>
+                <w:sz w:val="19"/>
+              </w:rPr>
+              <w:t>是否成功</w:t>
+            </w:r>
+          </w:p>
+        </w:tc>
+      </w:tr>
+      <w:tr>
+        <w:tc>
+          <w:tcPr>
+            <w:tcW w:type="dxa" w:w="2353"/>
+          </w:tcPr>
+          <w:p>
+            <w:pPr>
+              <w:spacing w:after="20" w:before="20"/>
+            </w:pPr>
+            <w:r/>
+            <w:r>
+              <w:rPr>
+                <w:rFonts w:ascii="Segoe UI" w:hAnsi="Segoe UI" w:eastAsia="微软雅黑"/>
+                <w:b w:val="0"/>
+                <w:sz w:val="19"/>
+              </w:rPr>
+              <w:t>B2e</w:t>
+            </w:r>
+          </w:p>
+        </w:tc>
+        <w:tc>
+          <w:tcPr>
+            <w:tcW w:type="dxa" w:w="2353"/>
+          </w:tcPr>
+          <w:p>
+            <w:pPr>
+              <w:spacing w:after="20" w:before="20"/>
+            </w:pPr>
+            <w:r/>
+            <w:r>
+              <w:rPr>
+                <w:rFonts w:ascii="Segoe UI" w:hAnsi="Segoe UI" w:eastAsia="微软雅黑"/>
+                <w:b w:val="0"/>
+                <w:sz w:val="19"/>
+              </w:rPr>
+              <w:t xml:space="preserve">导入一个 </w:t>
+            </w:r>
+            <w:r>
+              <w:rPr>
+                <w:rFonts w:ascii="Segoe UI" w:hAnsi="Segoe UI" w:eastAsia="微软雅黑"/>
+                <w:b w:val="0"/>
+                <w:color w:val="A03030"/>
+                <w:sz w:val="18"/>
+              </w:rPr>
+              <w:t>.ppt</w:t>
+            </w:r>
+            <w:r>
+              <w:rPr>
+                <w:rFonts w:ascii="Segoe UI" w:hAnsi="Segoe UI" w:eastAsia="微软雅黑"/>
+                <w:b w:val="0"/>
+                <w:sz w:val="19"/>
+              </w:rPr>
+              <w:t xml:space="preserve"> 旧格式文件</w:t>
+            </w:r>
+          </w:p>
+        </w:tc>
+        <w:tc>
+          <w:tcPr>
+            <w:tcW w:type="dxa" w:w="2353"/>
+          </w:tcPr>
+          <w:p>
+            <w:pPr>
+              <w:spacing w:after="20" w:before="20"/>
+            </w:pPr>
+            <w:r/>
+            <w:r>
+              <w:rPr>
+                <w:rFonts w:ascii="Segoe UI" w:hAnsi="Segoe UI" w:eastAsia="微软雅黑"/>
+                <w:b w:val="0"/>
+                <w:sz w:val="19"/>
+              </w:rPr>
+              <w:t>给出中文提示「请另存为 .pptx 或 PDF」，不崩溃</w:t>
+            </w:r>
+          </w:p>
+        </w:tc>
+        <w:tc>
+          <w:tcPr>
+            <w:tcW w:type="dxa" w:w="2353"/>
+          </w:tcPr>
+          <w:p>
+            <w:pPr>
+              <w:spacing w:after="20" w:before="20"/>
+            </w:pPr>
+            <w:r/>
+            <w:r>
+              <w:rPr>
+                <w:rFonts w:ascii="Segoe UI" w:hAnsi="Segoe UI" w:eastAsia="微软雅黑"/>
+                <w:b w:val="0"/>
+                <w:sz w:val="19"/>
+              </w:rPr>
+              <w:t>报错文本</w:t>
             </w:r>
           </w:p>
         </w:tc>

--- a/docs/word/使用问卷-Agent版.docx
+++ b/docs/word/使用问卷-Agent版.docx
@@ -1894,7 +1894,34 @@
                 <w:b w:val="0"/>
                 <w:sz w:val="19"/>
               </w:rPr>
-              <w:t xml:space="preserve"> 旧格式文件</w:t>
+              <w:t xml:space="preserve"> 旧格式文件（可用 PowerPoint 把 pptx 另存为 .ppt 造一个）</w:t>
+            </w:r>
+          </w:p>
+        </w:tc>
+        <w:tc>
+          <w:tcPr>
+            <w:tcW w:type="dxa" w:w="2353"/>
+          </w:tcPr>
+          <w:p>
+            <w:pPr>
+              <w:spacing w:after="20" w:before="20"/>
+            </w:pPr>
+            <w:r/>
+            <w:r>
+              <w:rPr>
+                <w:rFonts w:ascii="Segoe UI" w:hAnsi="Segoe UI" w:eastAsia="微软雅黑"/>
+                <w:b/>
+                <w:sz w:val="19"/>
+              </w:rPr>
+              <w:t>本机装了 PowerPoint/WPS 时应自动转换并导入成功</w:t>
+            </w:r>
+            <w:r>
+              <w:rPr>
+                <w:rFonts w:ascii="Segoe UI" w:hAnsi="Segoe UI" w:eastAsia="微软雅黑"/>
+                <w:b w:val="0"/>
+                <w:sz w:val="19"/>
+              </w:rPr>
+              <w:t>；没装则提示「另存为 .pptx 或 PDF」，不崩溃</w:t>
             </w:r>
           </w:p>
         </w:tc>
@@ -1913,26 +1940,7 @@
                 <w:b w:val="0"/>
                 <w:sz w:val="19"/>
               </w:rPr>
-              <w:t>给出中文提示「请另存为 .pptx 或 PDF」，不崩溃</w:t>
-            </w:r>
-          </w:p>
-        </w:tc>
-        <w:tc>
-          <w:tcPr>
-            <w:tcW w:type="dxa" w:w="2353"/>
-          </w:tcPr>
-          <w:p>
-            <w:pPr>
-              <w:spacing w:after="20" w:before="20"/>
-            </w:pPr>
-            <w:r/>
-            <w:r>
-              <w:rPr>
-                <w:rFonts w:ascii="Segoe UI" w:hAnsi="Segoe UI" w:eastAsia="微软雅黑"/>
-                <w:b w:val="0"/>
-                <w:sz w:val="19"/>
-              </w:rPr>
-              <w:t>报错文本</w:t>
+              <w:t>是否成功 / 报错文本</w:t>
             </w:r>
           </w:p>
         </w:tc>
@@ -3801,6 +3809,162 @@
                 <w:sz w:val="19"/>
               </w:rPr>
               <w:t>数字</w:t>
+            </w:r>
+          </w:p>
+        </w:tc>
+      </w:tr>
+      <w:tr>
+        <w:tc>
+          <w:tcPr>
+            <w:tcW w:type="dxa" w:w="2353"/>
+          </w:tcPr>
+          <w:p>
+            <w:pPr>
+              <w:spacing w:after="20" w:before="20"/>
+            </w:pPr>
+            <w:r/>
+            <w:r>
+              <w:rPr>
+                <w:rFonts w:ascii="Segoe UI" w:hAnsi="Segoe UI" w:eastAsia="微软雅黑"/>
+                <w:b w:val="0"/>
+                <w:sz w:val="19"/>
+              </w:rPr>
+              <w:t>E6</w:t>
+            </w:r>
+          </w:p>
+        </w:tc>
+        <w:tc>
+          <w:tcPr>
+            <w:tcW w:type="dxa" w:w="2353"/>
+          </w:tcPr>
+          <w:p>
+            <w:pPr>
+              <w:spacing w:after="20" w:before="20"/>
+            </w:pPr>
+            <w:r/>
+            <w:r>
+              <w:rPr>
+                <w:rFonts w:ascii="Segoe UI" w:hAnsi="Segoe UI" w:eastAsia="微软雅黑"/>
+                <w:b w:val="0"/>
+                <w:sz w:val="19"/>
+              </w:rPr>
+              <w:t>课程页找「删除这门课」</w:t>
+            </w:r>
+          </w:p>
+        </w:tc>
+        <w:tc>
+          <w:tcPr>
+            <w:tcW w:type="dxa" w:w="2353"/>
+          </w:tcPr>
+          <w:p>
+            <w:pPr>
+              <w:spacing w:after="20" w:before="20"/>
+            </w:pPr>
+            <w:r/>
+            <w:r>
+              <w:rPr>
+                <w:rFonts w:ascii="Segoe UI" w:hAnsi="Segoe UI" w:eastAsia="微软雅黑"/>
+                <w:b w:val="0"/>
+                <w:sz w:val="19"/>
+              </w:rPr>
+              <w:t>按钮存在；弹框要求输入课程名；输错不能删</w:t>
+            </w:r>
+          </w:p>
+        </w:tc>
+        <w:tc>
+          <w:tcPr>
+            <w:tcW w:type="dxa" w:w="2353"/>
+          </w:tcPr>
+          <w:p>
+            <w:pPr>
+              <w:spacing w:after="20" w:before="20"/>
+            </w:pPr>
+            <w:r/>
+            <w:r>
+              <w:rPr>
+                <w:rFonts w:ascii="Segoe UI" w:hAnsi="Segoe UI" w:eastAsia="微软雅黑"/>
+                <w:b w:val="0"/>
+                <w:sz w:val="19"/>
+              </w:rPr>
+              <w:t>截图</w:t>
+            </w:r>
+          </w:p>
+        </w:tc>
+      </w:tr>
+      <w:tr>
+        <w:tc>
+          <w:tcPr>
+            <w:tcW w:type="dxa" w:w="2353"/>
+          </w:tcPr>
+          <w:p>
+            <w:pPr>
+              <w:spacing w:after="20" w:before="20"/>
+            </w:pPr>
+            <w:r/>
+            <w:r>
+              <w:rPr>
+                <w:rFonts w:ascii="Segoe UI" w:hAnsi="Segoe UI" w:eastAsia="微软雅黑"/>
+                <w:b w:val="0"/>
+                <w:sz w:val="19"/>
+              </w:rPr>
+              <w:t>E7</w:t>
+            </w:r>
+          </w:p>
+        </w:tc>
+        <w:tc>
+          <w:tcPr>
+            <w:tcW w:type="dxa" w:w="2353"/>
+          </w:tcPr>
+          <w:p>
+            <w:pPr>
+              <w:spacing w:after="20" w:before="20"/>
+            </w:pPr>
+            <w:r/>
+            <w:r>
+              <w:rPr>
+                <w:rFonts w:ascii="Segoe UI" w:hAnsi="Segoe UI" w:eastAsia="微软雅黑"/>
+                <w:b w:val="0"/>
+                <w:sz w:val="19"/>
+              </w:rPr>
+              <w:t>新建一门空课程，然后删掉它</w:t>
+            </w:r>
+          </w:p>
+        </w:tc>
+        <w:tc>
+          <w:tcPr>
+            <w:tcW w:type="dxa" w:w="2353"/>
+          </w:tcPr>
+          <w:p>
+            <w:pPr>
+              <w:spacing w:after="20" w:before="20"/>
+            </w:pPr>
+            <w:r/>
+            <w:r>
+              <w:rPr>
+                <w:rFonts w:ascii="Segoe UI" w:hAnsi="Segoe UI" w:eastAsia="微软雅黑"/>
+                <w:b w:val="0"/>
+                <w:sz w:val="19"/>
+              </w:rPr>
+              <w:t>删除成功，左栏消失，图片目录也清掉</w:t>
+            </w:r>
+          </w:p>
+        </w:tc>
+        <w:tc>
+          <w:tcPr>
+            <w:tcW w:type="dxa" w:w="2353"/>
+          </w:tcPr>
+          <w:p>
+            <w:pPr>
+              <w:spacing w:after="20" w:before="20"/>
+            </w:pPr>
+            <w:r/>
+            <w:r>
+              <w:rPr>
+                <w:rFonts w:ascii="Segoe UI" w:hAnsi="Segoe UI" w:eastAsia="微软雅黑"/>
+                <w:b w:val="0"/>
+                <w:sz w:val="19"/>
+              </w:rPr>
+              <w:t>是否成功</w:t>
             </w:r>
           </w:p>
         </w:tc>

--- a/docs/word/使用问卷-Agent版.docx
+++ b/docs/word/使用问卷-Agent版.docx
@@ -14,7 +14,7 @@
           <w:color w:val="1F3A93"/>
           <w:sz w:val="40"/>
         </w:rPr>
-        <w:t>老郑荡的妙妙小工具 · 使用问卷（Agent 版）</w:t>
+        <w:t>课到卡 · 使用问卷（Agent 版）</w:t>
       </w:r>
     </w:p>
     <w:p>
@@ -462,7 +462,7 @@
           <w:b w:val="0"/>
           <w:sz w:val="21"/>
         </w:rPr>
-        <w:t>1. 打开 https://github.com/laozhengdang/miaomiao-study/releases/latest</w:t>
+        <w:t>1. 打开 https://github.com/laozhengdang/kedaoka/releases/latest</w:t>
       </w:r>
     </w:p>
     <w:p>
@@ -485,7 +485,7 @@
           <w:color w:val="A03030"/>
           <w:sz w:val="20"/>
         </w:rPr>
-        <w:t>miaomiao-study-v0.9.1.zip</w:t>
+        <w:t>kedaoka-v0.9.1.zip</w:t>
       </w:r>
       <w:r>
         <w:rPr>
@@ -539,7 +539,7 @@
           <w:color w:val="A03030"/>
           <w:sz w:val="20"/>
         </w:rPr>
-        <w:t>老郑荡的妙妙小工具.exe</w:t>
+        <w:t>课到卡.exe</w:t>
       </w:r>
       <w:r>
         <w:rPr>
@@ -627,7 +627,7 @@
           <w:rFonts w:ascii="Consolas" w:hAnsi="Consolas" w:eastAsia="微软雅黑"/>
           <w:sz w:val="18"/>
         </w:rPr>
-        <w:t>git clone https://github.com/laozhengdang/miaomiao-study.git</w:t>
+        <w:t>git clone https://github.com/laozhengdang/kedaoka.git</w:t>
         <w:br/>
       </w:r>
       <w:r>
@@ -636,7 +636,7 @@
           <w:rFonts w:ascii="Consolas" w:hAnsi="Consolas" w:eastAsia="微软雅黑"/>
           <w:sz w:val="18"/>
         </w:rPr>
-        <w:t>cd miaomiao-study</w:t>
+        <w:t>cd kedaoka</w:t>
         <w:br/>
       </w:r>
       <w:r>
@@ -1195,7 +1195,7 @@
                 <w:b w:val="0"/>
                 <w:sz w:val="19"/>
               </w:rPr>
-              <w:t>出现「老郑荡的妙妙小工具」快捷方式</w:t>
+              <w:t>出现「课到卡」快捷方式</w:t>
             </w:r>
           </w:p>
         </w:tc>
@@ -4952,7 +4952,7 @@
                 <w:color w:val="A03030"/>
                 <w:sz w:val="18"/>
               </w:rPr>
-              <w:t>老郑荡的妙妙小工具.exe --selfcheck</w:t>
+              <w:t>课到卡.exe --selfcheck</w:t>
             </w:r>
           </w:p>
         </w:tc>
@@ -5434,7 +5434,7 @@
           <w:rFonts w:ascii="Consolas" w:hAnsi="Consolas" w:eastAsia="微软雅黑"/>
           <w:sz w:val="18"/>
         </w:rPr>
-        <w:t xml:space="preserve">    { "id": "A1", "status": "pass", "actual": "窗口标题 老郑荡的妙妙小工具", "evidence": "" },</w:t>
+        <w:t xml:space="preserve">    { "id": "A1", "status": "pass", "actual": "窗口标题 课到卡", "evidence": "" },</w:t>
         <w:br/>
       </w:r>
       <w:r>
